--- a/server/database/templates/surat-permohonan.docx
+++ b/server/database/templates/surat-permohonan.docx
@@ -4,16 +4,11 @@
   <w:body>
     <w:p>
       <w:pPr>
-        <w:jc w:val="center"/>
+        <w:tabs>
+          <w:tab w:pos="1247" w:val="left"/>
+        </w:tabs>
+        <w:spacing w:after="100"/>
       </w:pPr>
-      <w:r>
-        <w:rPr>
-          <w:b/>
-        </w:rPr>
-        <w:t>[KOP SURAT PERUSAHAAN]</w:t>
-      </w:r>
-    </w:p>
-    <w:p>
       <w:r>
         <w:t>Nomor</w:t>
         <w:tab/>
@@ -29,6 +24,9 @@
       </w:r>
     </w:p>
     <w:p>
+      <w:pPr>
+        <w:spacing w:after="100"/>
+      </w:pPr>
       <w:r>
         <w:t>Kepada Yth.</w:t>
         <w:br/>
@@ -38,6 +36,9 @@
       </w:r>
     </w:p>
     <w:p>
+      <w:pPr>
+        <w:spacing w:after="100"/>
+      </w:pPr>
       <w:r>
         <w:t>Dengan hormat,</w:t>
         <w:br/>
@@ -50,9 +51,9 @@
         <w:tblLook w:firstColumn="1" w:firstRow="1" w:lastColumn="0" w:lastRow="0" w:noHBand="0" w:noVBand="1" w:val="04A0"/>
       </w:tblPr>
       <w:tblGrid>
-        <w:gridCol w:w="3135"/>
-        <w:gridCol w:w="3135"/>
-        <w:gridCol w:w="3135"/>
+        <w:gridCol w:w="2835"/>
+        <w:gridCol w:w="283"/>
+        <w:gridCol w:w="5669"/>
       </w:tblGrid>
       <w:tr>
         <w:tc>
@@ -60,6 +61,9 @@
             <w:tcW w:type="dxa" w:w="2835"/>
           </w:tcPr>
           <w:p>
+            <w:pPr>
+              <w:spacing w:after="40"/>
+            </w:pPr>
             <w:r>
               <w:t>Nama Perusahaan</w:t>
             </w:r>
@@ -70,6 +74,9 @@
             <w:tcW w:type="dxa" w:w="283"/>
           </w:tcPr>
           <w:p>
+            <w:pPr>
+              <w:spacing w:after="40"/>
+            </w:pPr>
             <w:r>
               <w:t>:</w:t>
             </w:r>
@@ -80,6 +87,9 @@
             <w:tcW w:type="dxa" w:w="5669"/>
           </w:tcPr>
           <w:p>
+            <w:pPr>
+              <w:spacing w:after="40"/>
+            </w:pPr>
             <w:r>
               <w:t>..................................................</w:t>
             </w:r>
@@ -92,6 +102,9 @@
             <w:tcW w:type="dxa" w:w="2835"/>
           </w:tcPr>
           <w:p>
+            <w:pPr>
+              <w:spacing w:after="40"/>
+            </w:pPr>
             <w:r>
               <w:t>Alamat Perusahaan</w:t>
             </w:r>
@@ -102,6 +115,9 @@
             <w:tcW w:type="dxa" w:w="283"/>
           </w:tcPr>
           <w:p>
+            <w:pPr>
+              <w:spacing w:after="40"/>
+            </w:pPr>
             <w:r>
               <w:t>:</w:t>
             </w:r>
@@ -112,6 +128,9 @@
             <w:tcW w:type="dxa" w:w="5669"/>
           </w:tcPr>
           <w:p>
+            <w:pPr>
+              <w:spacing w:after="40"/>
+            </w:pPr>
             <w:r>
               <w:t>..................................................</w:t>
             </w:r>
@@ -124,8 +143,11 @@
             <w:tcW w:type="dxa" w:w="2835"/>
           </w:tcPr>
           <w:p>
+            <w:pPr>
+              <w:spacing w:after="40"/>
+            </w:pPr>
             <w:r>
-              <w:t>NIB / NPWP</w:t>
+              <w:t>NIB</w:t>
             </w:r>
           </w:p>
         </w:tc>
@@ -134,6 +156,9 @@
             <w:tcW w:type="dxa" w:w="283"/>
           </w:tcPr>
           <w:p>
+            <w:pPr>
+              <w:spacing w:after="40"/>
+            </w:pPr>
             <w:r>
               <w:t>:</w:t>
             </w:r>
@@ -144,6 +169,9 @@
             <w:tcW w:type="dxa" w:w="5669"/>
           </w:tcPr>
           <w:p>
+            <w:pPr>
+              <w:spacing w:after="40"/>
+            </w:pPr>
             <w:r>
               <w:t>..................................................</w:t>
             </w:r>
@@ -156,8 +184,11 @@
             <w:tcW w:type="dxa" w:w="2835"/>
           </w:tcPr>
           <w:p>
+            <w:pPr>
+              <w:spacing w:after="40"/>
+            </w:pPr>
             <w:r>
-              <w:t>Nama Penanggung Jawab</w:t>
+              <w:t>NPWP</w:t>
             </w:r>
           </w:p>
         </w:tc>
@@ -166,6 +197,9 @@
             <w:tcW w:type="dxa" w:w="283"/>
           </w:tcPr>
           <w:p>
+            <w:pPr>
+              <w:spacing w:after="40"/>
+            </w:pPr>
             <w:r>
               <w:t>:</w:t>
             </w:r>
@@ -176,6 +210,9 @@
             <w:tcW w:type="dxa" w:w="5669"/>
           </w:tcPr>
           <w:p>
+            <w:pPr>
+              <w:spacing w:after="40"/>
+            </w:pPr>
             <w:r>
               <w:t>..................................................</w:t>
             </w:r>
@@ -188,8 +225,11 @@
             <w:tcW w:type="dxa" w:w="2835"/>
           </w:tcPr>
           <w:p>
+            <w:pPr>
+              <w:spacing w:after="40"/>
+            </w:pPr>
             <w:r>
-              <w:t>Jabatan</w:t>
+              <w:t>Nama Penanggung Jawab</w:t>
             </w:r>
           </w:p>
         </w:tc>
@@ -198,6 +238,9 @@
             <w:tcW w:type="dxa" w:w="283"/>
           </w:tcPr>
           <w:p>
+            <w:pPr>
+              <w:spacing w:after="40"/>
+            </w:pPr>
             <w:r>
               <w:t>:</w:t>
             </w:r>
@@ -208,6 +251,9 @@
             <w:tcW w:type="dxa" w:w="5669"/>
           </w:tcPr>
           <w:p>
+            <w:pPr>
+              <w:spacing w:after="40"/>
+            </w:pPr>
             <w:r>
               <w:t>..................................................</w:t>
             </w:r>
@@ -220,8 +266,11 @@
             <w:tcW w:type="dxa" w:w="2835"/>
           </w:tcPr>
           <w:p>
+            <w:pPr>
+              <w:spacing w:after="40"/>
+            </w:pPr>
             <w:r>
-              <w:t>Nomor Telepon</w:t>
+              <w:t>Jabatan</w:t>
             </w:r>
           </w:p>
         </w:tc>
@@ -230,6 +279,9 @@
             <w:tcW w:type="dxa" w:w="283"/>
           </w:tcPr>
           <w:p>
+            <w:pPr>
+              <w:spacing w:after="40"/>
+            </w:pPr>
             <w:r>
               <w:t>:</w:t>
             </w:r>
@@ -240,6 +292,9 @@
             <w:tcW w:type="dxa" w:w="5669"/>
           </w:tcPr>
           <w:p>
+            <w:pPr>
+              <w:spacing w:after="40"/>
+            </w:pPr>
             <w:r>
               <w:t>..................................................</w:t>
             </w:r>
@@ -252,8 +307,11 @@
             <w:tcW w:type="dxa" w:w="2835"/>
           </w:tcPr>
           <w:p>
+            <w:pPr>
+              <w:spacing w:after="40"/>
+            </w:pPr>
             <w:r>
-              <w:t>Email</w:t>
+              <w:t>Nomor Telepon</w:t>
             </w:r>
           </w:p>
         </w:tc>
@@ -262,6 +320,9 @@
             <w:tcW w:type="dxa" w:w="283"/>
           </w:tcPr>
           <w:p>
+            <w:pPr>
+              <w:spacing w:after="40"/>
+            </w:pPr>
             <w:r>
               <w:t>:</w:t>
             </w:r>
@@ -272,54 +333,9 @@
             <w:tcW w:type="dxa" w:w="5669"/>
           </w:tcPr>
           <w:p>
-            <w:r>
-              <w:t>..................................................</w:t>
-            </w:r>
-          </w:p>
-        </w:tc>
-      </w:tr>
-    </w:tbl>
-    <w:p>
-      <w:r>
-        <w:t>Dengan ini mengajukan permohonan Sertifikasi Produk Penggunaan Tanda SNI (SPPT SNI) kepada PT Penilai Standar Uji dengan rincian sebagai berikut:</w:t>
-      </w:r>
-    </w:p>
-    <w:tbl>
-      <w:tblPr>
-        <w:tblW w:type="auto" w:w="0"/>
-        <w:tblLook w:firstColumn="1" w:firstRow="1" w:lastColumn="0" w:lastRow="0" w:noHBand="0" w:noVBand="1" w:val="04A0"/>
-      </w:tblPr>
-      <w:tblGrid>
-        <w:gridCol w:w="3135"/>
-        <w:gridCol w:w="3135"/>
-        <w:gridCol w:w="3135"/>
-      </w:tblGrid>
-      <w:tr>
-        <w:tc>
-          <w:tcPr>
-            <w:tcW w:type="dxa" w:w="2835"/>
-          </w:tcPr>
-          <w:p>
-            <w:r>
-              <w:t>Jenis Permohonan</w:t>
-            </w:r>
-          </w:p>
-        </w:tc>
-        <w:tc>
-          <w:tcPr>
-            <w:tcW w:type="dxa" w:w="283"/>
-          </w:tcPr>
-          <w:p>
-            <w:r>
-              <w:t>:</w:t>
-            </w:r>
-          </w:p>
-        </w:tc>
-        <w:tc>
-          <w:tcPr>
-            <w:tcW w:type="dxa" w:w="5669"/>
-          </w:tcPr>
-          <w:p>
+            <w:pPr>
+              <w:spacing w:after="40"/>
+            </w:pPr>
             <w:r>
               <w:t>..................................................</w:t>
             </w:r>
@@ -332,8 +348,11 @@
             <w:tcW w:type="dxa" w:w="2835"/>
           </w:tcPr>
           <w:p>
+            <w:pPr>
+              <w:spacing w:after="40"/>
+            </w:pPr>
             <w:r>
-              <w:t>Nama Produk</w:t>
+              <w:t>Email</w:t>
             </w:r>
           </w:p>
         </w:tc>
@@ -342,6 +361,9 @@
             <w:tcW w:type="dxa" w:w="283"/>
           </w:tcPr>
           <w:p>
+            <w:pPr>
+              <w:spacing w:after="40"/>
+            </w:pPr>
             <w:r>
               <w:t>:</w:t>
             </w:r>
@@ -352,6 +374,69 @@
             <w:tcW w:type="dxa" w:w="5669"/>
           </w:tcPr>
           <w:p>
+            <w:pPr>
+              <w:spacing w:after="40"/>
+            </w:pPr>
+            <w:r>
+              <w:t>..................................................</w:t>
+            </w:r>
+          </w:p>
+        </w:tc>
+      </w:tr>
+    </w:tbl>
+    <w:p>
+      <w:pPr>
+        <w:spacing w:after="100"/>
+      </w:pPr>
+      <w:r>
+        <w:t>Dengan ini mengajukan permohonan Sertifikasi Produk Penggunaan Tanda SNI (SPPT SNI) kepada PT Penilai Standar Uji dengan rincian sebagai berikut:</w:t>
+      </w:r>
+    </w:p>
+    <w:tbl>
+      <w:tblPr>
+        <w:tblW w:type="auto" w:w="0"/>
+        <w:tblLook w:firstColumn="1" w:firstRow="1" w:lastColumn="0" w:lastRow="0" w:noHBand="0" w:noVBand="1" w:val="04A0"/>
+      </w:tblPr>
+      <w:tblGrid>
+        <w:gridCol w:w="2835"/>
+        <w:gridCol w:w="283"/>
+        <w:gridCol w:w="5669"/>
+      </w:tblGrid>
+      <w:tr>
+        <w:tc>
+          <w:tcPr>
+            <w:tcW w:type="dxa" w:w="2835"/>
+          </w:tcPr>
+          <w:p>
+            <w:pPr>
+              <w:spacing w:after="40"/>
+            </w:pPr>
+            <w:r>
+              <w:t>Jenis Permohonan</w:t>
+            </w:r>
+          </w:p>
+        </w:tc>
+        <w:tc>
+          <w:tcPr>
+            <w:tcW w:type="dxa" w:w="283"/>
+          </w:tcPr>
+          <w:p>
+            <w:pPr>
+              <w:spacing w:after="40"/>
+            </w:pPr>
+            <w:r>
+              <w:t>:</w:t>
+            </w:r>
+          </w:p>
+        </w:tc>
+        <w:tc>
+          <w:tcPr>
+            <w:tcW w:type="dxa" w:w="5669"/>
+          </w:tcPr>
+          <w:p>
+            <w:pPr>
+              <w:spacing w:after="40"/>
+            </w:pPr>
             <w:r>
               <w:t>..................................................</w:t>
             </w:r>
@@ -364,8 +449,11 @@
             <w:tcW w:type="dxa" w:w="2835"/>
           </w:tcPr>
           <w:p>
+            <w:pPr>
+              <w:spacing w:after="40"/>
+            </w:pPr>
             <w:r>
-              <w:t>Nomor SNI</w:t>
+              <w:t>Nama Produk</w:t>
             </w:r>
           </w:p>
         </w:tc>
@@ -374,6 +462,9 @@
             <w:tcW w:type="dxa" w:w="283"/>
           </w:tcPr>
           <w:p>
+            <w:pPr>
+              <w:spacing w:after="40"/>
+            </w:pPr>
             <w:r>
               <w:t>:</w:t>
             </w:r>
@@ -384,6 +475,9 @@
             <w:tcW w:type="dxa" w:w="5669"/>
           </w:tcPr>
           <w:p>
+            <w:pPr>
+              <w:spacing w:after="40"/>
+            </w:pPr>
             <w:r>
               <w:t>..................................................</w:t>
             </w:r>
@@ -396,8 +490,11 @@
             <w:tcW w:type="dxa" w:w="2835"/>
           </w:tcPr>
           <w:p>
+            <w:pPr>
+              <w:spacing w:after="40"/>
+            </w:pPr>
             <w:r>
-              <w:t>Skema Sertifikasi</w:t>
+              <w:t>Nomor SNI</w:t>
             </w:r>
           </w:p>
         </w:tc>
@@ -406,6 +503,9 @@
             <w:tcW w:type="dxa" w:w="283"/>
           </w:tcPr>
           <w:p>
+            <w:pPr>
+              <w:spacing w:after="40"/>
+            </w:pPr>
             <w:r>
               <w:t>:</w:t>
             </w:r>
@@ -416,6 +516,9 @@
             <w:tcW w:type="dxa" w:w="5669"/>
           </w:tcPr>
           <w:p>
+            <w:pPr>
+              <w:spacing w:after="40"/>
+            </w:pPr>
             <w:r>
               <w:t>..................................................</w:t>
             </w:r>
@@ -428,8 +531,11 @@
             <w:tcW w:type="dxa" w:w="2835"/>
           </w:tcPr>
           <w:p>
+            <w:pPr>
+              <w:spacing w:after="40"/>
+            </w:pPr>
             <w:r>
-              <w:t>Asal Produk</w:t>
+              <w:t>Skema Sertifikasi</w:t>
             </w:r>
           </w:p>
         </w:tc>
@@ -438,6 +544,9 @@
             <w:tcW w:type="dxa" w:w="283"/>
           </w:tcPr>
           <w:p>
+            <w:pPr>
+              <w:spacing w:after="40"/>
+            </w:pPr>
             <w:r>
               <w:t>:</w:t>
             </w:r>
@@ -448,6 +557,9 @@
             <w:tcW w:type="dxa" w:w="5669"/>
           </w:tcPr>
           <w:p>
+            <w:pPr>
+              <w:spacing w:after="40"/>
+            </w:pPr>
             <w:r>
               <w:t>..................................................</w:t>
             </w:r>
@@ -460,8 +572,11 @@
             <w:tcW w:type="dxa" w:w="2835"/>
           </w:tcPr>
           <w:p>
+            <w:pPr>
+              <w:spacing w:after="40"/>
+            </w:pPr>
             <w:r>
-              <w:t>Merek &amp; Jenis</w:t>
+              <w:t>Asal Produk</w:t>
             </w:r>
           </w:p>
         </w:tc>
@@ -470,6 +585,9 @@
             <w:tcW w:type="dxa" w:w="283"/>
           </w:tcPr>
           <w:p>
+            <w:pPr>
+              <w:spacing w:after="40"/>
+            </w:pPr>
             <w:r>
               <w:t>:</w:t>
             </w:r>
@@ -480,6 +598,9 @@
             <w:tcW w:type="dxa" w:w="5669"/>
           </w:tcPr>
           <w:p>
+            <w:pPr>
+              <w:spacing w:after="40"/>
+            </w:pPr>
             <w:r>
               <w:t>..................................................</w:t>
             </w:r>
@@ -492,8 +613,11 @@
             <w:tcW w:type="dxa" w:w="2835"/>
           </w:tcPr>
           <w:p>
+            <w:pPr>
+              <w:spacing w:after="40"/>
+            </w:pPr>
             <w:r>
-              <w:t>Nama Pabrik</w:t>
+              <w:t>Merek &amp; Jenis</w:t>
             </w:r>
           </w:p>
         </w:tc>
@@ -502,6 +626,9 @@
             <w:tcW w:type="dxa" w:w="283"/>
           </w:tcPr>
           <w:p>
+            <w:pPr>
+              <w:spacing w:after="40"/>
+            </w:pPr>
             <w:r>
               <w:t>:</w:t>
             </w:r>
@@ -512,6 +639,9 @@
             <w:tcW w:type="dxa" w:w="5669"/>
           </w:tcPr>
           <w:p>
+            <w:pPr>
+              <w:spacing w:after="40"/>
+            </w:pPr>
             <w:r>
               <w:t>..................................................</w:t>
             </w:r>
@@ -524,6 +654,50 @@
             <w:tcW w:type="dxa" w:w="2835"/>
           </w:tcPr>
           <w:p>
+            <w:pPr>
+              <w:spacing w:after="40"/>
+            </w:pPr>
+            <w:r>
+              <w:t>Nama Pabrik</w:t>
+            </w:r>
+          </w:p>
+        </w:tc>
+        <w:tc>
+          <w:tcPr>
+            <w:tcW w:type="dxa" w:w="283"/>
+          </w:tcPr>
+          <w:p>
+            <w:pPr>
+              <w:spacing w:after="40"/>
+            </w:pPr>
+            <w:r>
+              <w:t>:</w:t>
+            </w:r>
+          </w:p>
+        </w:tc>
+        <w:tc>
+          <w:tcPr>
+            <w:tcW w:type="dxa" w:w="5669"/>
+          </w:tcPr>
+          <w:p>
+            <w:pPr>
+              <w:spacing w:after="40"/>
+            </w:pPr>
+            <w:r>
+              <w:t>..................................................</w:t>
+            </w:r>
+          </w:p>
+        </w:tc>
+      </w:tr>
+      <w:tr>
+        <w:tc>
+          <w:tcPr>
+            <w:tcW w:type="dxa" w:w="2835"/>
+          </w:tcPr>
+          <w:p>
+            <w:pPr>
+              <w:spacing w:after="40"/>
+            </w:pPr>
             <w:r>
               <w:t>Alamat Pabrik</w:t>
             </w:r>
@@ -534,6 +708,9 @@
             <w:tcW w:type="dxa" w:w="283"/>
           </w:tcPr>
           <w:p>
+            <w:pPr>
+              <w:spacing w:after="40"/>
+            </w:pPr>
             <w:r>
               <w:t>:</w:t>
             </w:r>
@@ -544,6 +721,9 @@
             <w:tcW w:type="dxa" w:w="5669"/>
           </w:tcPr>
           <w:p>
+            <w:pPr>
+              <w:spacing w:after="40"/>
+            </w:pPr>
             <w:r>
               <w:t>..................................................</w:t>
             </w:r>
@@ -552,18 +732,24 @@
       </w:tr>
     </w:tbl>
     <w:p>
+      <w:pPr>
+        <w:spacing w:after="100"/>
+      </w:pPr>
       <w:r>
         <w:t>Kami bersedia memenuhi seluruh persyaratan sertifikasi yang ditetapkan oleh PT Penilai Standar Uji dan memberikan data serta dokumen yang diperlukan selama proses sertifikasi.</w:t>
       </w:r>
     </w:p>
     <w:p>
+      <w:pPr>
+        <w:spacing w:after="100"/>
+      </w:pPr>
       <w:r>
         <w:t>Demikian surat permohonan ini kami sampaikan. Atas perhatian dan kerja samanya, kami ucapkan terima kasih.</w:t>
       </w:r>
     </w:p>
-    <w:p/>
     <w:p>
       <w:pPr>
+        <w:spacing w:before="160" w:after="100"/>
         <w:jc w:val="right"/>
       </w:pPr>
       <w:r>
@@ -572,6 +758,7 @@
     </w:p>
     <w:p>
       <w:pPr>
+        <w:spacing w:after="100"/>
         <w:jc w:val="right"/>
       </w:pPr>
       <w:r>
@@ -591,13 +778,175 @@
       </w:r>
     </w:p>
     <w:sectPr>
-      <w:pgSz w:w="12240" w:h="15840"/>
-      <w:pgMar w:top="1417" w:right="1417" w:bottom="1417" w:left="1417" w:header="720" w:footer="720" w:gutter="0"/>
+      <w:headerReference w:type="first" r:id="rId9"/>
+      <w:pgSz w:w="11906" w:h="16838"/>
+      <w:pgMar w:top="1134" w:right="1417" w:bottom="1134" w:left="1417" w:header="567" w:footer="720" w:gutter="0"/>
       <w:cols w:space="720"/>
+      <w:titlePg/>
       <w:docGrid w:linePitch="360"/>
     </w:sectPr>
   </w:body>
 </w:document>
+</file>
+
+<file path=word/header1.xml><?xml version="1.0" encoding="utf-8"?>
+<w:hdr xmlns:m="http://schemas.openxmlformats.org/officeDocument/2006/math" xmlns:mc="http://schemas.openxmlformats.org/markup-compatibility/2006" xmlns:mo="http://schemas.microsoft.com/office/mac/office/2008/main" xmlns:mv="urn:schemas-microsoft-com:mac:vml" xmlns:o="urn:schemas-microsoft-com:office:office" xmlns:r="http://schemas.openxmlformats.org/officeDocument/2006/relationships" xmlns:v="urn:schemas-microsoft-com:vml" xmlns:w10="urn:schemas-microsoft-com:office:word" xmlns:w14="http://schemas.microsoft.com/office/word/2010/wordml" xmlns:w="http://schemas.openxmlformats.org/wordprocessingml/2006/main" xmlns:wne="http://schemas.microsoft.com/office/word/2006/wordml" xmlns:wp14="http://schemas.microsoft.com/office/word/2010/wordprocessingDrawing" xmlns:wp="http://schemas.openxmlformats.org/drawingml/2006/wordprocessingDrawing" xmlns:wpc="http://schemas.microsoft.com/office/word/2010/wordprocessingCanvas" xmlns:wpg="http://schemas.microsoft.com/office/word/2010/wordprocessingGroup" xmlns:wpi="http://schemas.microsoft.com/office/word/2010/wordprocessingInk" xmlns:wps="http://schemas.microsoft.com/office/word/2010/wordprocessingShape" mc:Ignorable="w14 wp14">
+  <w:tbl>
+    <w:tblPr>
+      <w:tblW w:type="auto" w:w="0"/>
+      <w:jc w:val="center"/>
+      <w:tblBorders>
+        <w:top w:val="nil"/>
+        <w:left w:val="nil"/>
+        <w:bottom w:val="nil"/>
+        <w:right w:val="nil"/>
+        <w:insideH w:val="nil"/>
+        <w:insideV w:val="nil"/>
+      </w:tblBorders>
+      <w:tblLayout w:type="fixed"/>
+      <w:tblLook w:firstColumn="1" w:firstRow="1" w:lastColumn="0" w:lastRow="0" w:noHBand="0" w:noVBand="1" w:val="04A0"/>
+    </w:tblPr>
+    <w:tblGrid>
+      <w:gridCol w:w="1360"/>
+      <w:gridCol w:w="6350"/>
+      <w:gridCol w:w="1360"/>
+    </w:tblGrid>
+    <w:tr>
+      <w:tc>
+        <w:tcPr>
+          <w:tcW w:type="dxa" w:w="1360"/>
+          <w:vAlign w:val="center"/>
+        </w:tcPr>
+        <w:p>
+          <w:pPr>
+            <w:spacing w:before="0" w:after="0" w:line="240" w:lineRule="auto"/>
+            <w:jc w:val="left"/>
+          </w:pPr>
+          <w:r>
+            <w:drawing>
+              <wp:inline xmlns:a="http://schemas.openxmlformats.org/drawingml/2006/main" xmlns:pic="http://schemas.openxmlformats.org/drawingml/2006/picture">
+                <wp:extent cx="756000" cy="630000"/>
+                <wp:docPr id="1" name="Picture 1"/>
+                <wp:cNvGraphicFramePr>
+                  <a:graphicFrameLocks noChangeAspect="1"/>
+                </wp:cNvGraphicFramePr>
+                <a:graphic>
+                  <a:graphicData uri="http://schemas.openxmlformats.org/drawingml/2006/picture">
+                    <pic:pic>
+                      <pic:nvPicPr>
+                        <pic:cNvPr id="0" name="logo-psu.png"/>
+                        <pic:cNvPicPr/>
+                      </pic:nvPicPr>
+                      <pic:blipFill>
+                        <a:blip r:embed="rId1"/>
+                        <a:stretch>
+                          <a:fillRect/>
+                        </a:stretch>
+                      </pic:blipFill>
+                      <pic:spPr>
+                        <a:xfrm>
+                          <a:off x="0" y="0"/>
+                          <a:ext cx="756000" cy="630000"/>
+                        </a:xfrm>
+                        <a:prstGeom prst="rect"/>
+                      </pic:spPr>
+                    </pic:pic>
+                  </a:graphicData>
+                </a:graphic>
+              </wp:inline>
+            </w:drawing>
+          </w:r>
+        </w:p>
+      </w:tc>
+      <w:tc>
+        <w:tcPr>
+          <w:tcW w:type="dxa" w:w="6350"/>
+          <w:vAlign w:val="center"/>
+        </w:tcPr>
+        <w:p>
+          <w:pPr>
+            <w:spacing w:before="0" w:after="40" w:line="240" w:lineRule="auto"/>
+            <w:jc w:val="center"/>
+          </w:pPr>
+          <w:r>
+            <w:rPr>
+              <w:rFonts w:ascii="Arial" w:hAnsi="Arial" w:eastAsia="Arial"/>
+              <w:b/>
+              <w:sz w:val="30"/>
+            </w:rPr>
+            <w:t>PT PENILAI STANDAR UJI</w:t>
+          </w:r>
+        </w:p>
+        <w:p>
+          <w:pPr>
+            <w:spacing w:before="0" w:after="0" w:line="240" w:lineRule="auto"/>
+            <w:jc w:val="center"/>
+          </w:pPr>
+          <w:r>
+            <w:rPr>
+              <w:rFonts w:ascii="Arial" w:hAnsi="Arial" w:eastAsia="Arial"/>
+              <w:b w:val="0"/>
+              <w:sz w:val="18"/>
+            </w:rPr>
+            <w:t>Jalan Cipinang Muara 1 No. 21 RT. 006 RW.003 Kel. Pondok Bambu, Kec. Duren Sawit, DKI Jakarta</w:t>
+          </w:r>
+        </w:p>
+        <w:p>
+          <w:pPr>
+            <w:spacing w:before="0" w:after="0" w:line="240" w:lineRule="auto"/>
+            <w:jc w:val="center"/>
+          </w:pPr>
+          <w:r>
+            <w:rPr>
+              <w:rFonts w:ascii="Arial" w:hAnsi="Arial" w:eastAsia="Arial"/>
+              <w:b w:val="0"/>
+              <w:sz w:val="18"/>
+            </w:rPr>
+            <w:t>Telp. 021-8602367  |  Email: psuindonesia.info@gmail.com</w:t>
+          </w:r>
+        </w:p>
+        <w:p>
+          <w:pPr>
+            <w:spacing w:before="0" w:after="0" w:line="240" w:lineRule="auto"/>
+            <w:jc w:val="center"/>
+          </w:pPr>
+          <w:r>
+            <w:rPr>
+              <w:rFonts w:ascii="Arial" w:hAnsi="Arial" w:eastAsia="Arial"/>
+              <w:b w:val="0"/>
+              <w:sz w:val="18"/>
+            </w:rPr>
+            <w:t>NPWP: 43.419.874.3-008.000</w:t>
+          </w:r>
+        </w:p>
+      </w:tc>
+      <w:tc>
+        <w:tcPr>
+          <w:tcW w:type="dxa" w:w="1360"/>
+          <w:vAlign w:val="center"/>
+        </w:tcPr>
+        <w:p>
+          <w:pPr>
+            <w:spacing w:before="0" w:after="0" w:line="240" w:lineRule="auto"/>
+          </w:pPr>
+        </w:p>
+      </w:tc>
+    </w:tr>
+  </w:tbl>
+  <w:p>
+    <w:pPr>
+      <w:pBdr>
+        <w:bottom w:val="thickThinSmallGap" w:sz="24" w:space="1" w:color="000000"/>
+      </w:pBdr>
+      <w:spacing w:before="80" w:after="280" w:line="240" w:lineRule="auto"/>
+    </w:pPr>
+    <w:r>
+      <w:rPr>
+        <w:sz w:val="4"/>
+      </w:rPr>
+    </w:r>
+  </w:p>
+</w:hdr>
 </file>
 
 <file path=word/numbering.xml><?xml version="1.0" encoding="utf-8"?>
